--- a/testakten/robotikrecht-roboterflotte-vellbruck-muenchen/35_arbeitsschutz_gefaehrdungsbeurteilung.docx
+++ b/testakten/robotikrecht-roboterflotte-vellbruck-muenchen/35_arbeitsschutz_gefaehrdungsbeurteilung.docx
@@ -37,7 +37,7 @@
         <w:jc w:val="left"/>
       </w:pPr>
       <w:r>
-        <w:t>Dieses Aktenstück betrifft Betrieb, Verkehrswege, Prüfung. Es ist nicht abschließend freigegeben. Die technische Seite spricht in Versionen, Tickets und Parametern; die rechtliche Seite muss daraus Rollen, Zweckbestimmung, Pflichtenkreis und Beweisrisiko bilden.</w:t>
+        <w:t>Dieser Vermerk bewertet die arbeitsschutzrechtliche Lage in Halle 12 nach dem Unfall. Er trennt die Pflichten des Betreibers als Arbeitgeber von der Produktverantwortung von Vellbruck.</w:t>
       </w:r>
     </w:p>
     <w:p>
@@ -56,13 +56,7 @@
         <w:pStyle w:val="ListBullet"/>
       </w:pPr>
       <w:r>
-        <w:rPr>
-          <w:b/>
-        </w:rPr>
-        <w:t>Betrieb:</w:t>
-      </w:r>
-      <w:r>
-        <w:t xml:space="preserve"> Die Akte enthält hierzu widersprüchliche Hinweise. Für die rechtliche Bewertung muss geklärt werden, ob die Aussage aus Vertrag, Anleitung, Produktakte, Marketing, Logdaten oder nachträglicher Krisenkommunikation stammt.</w:t>
+        <w:t>Betrieb: Die Aktualisierung der Gefährdungsbeurteilung und die Unterweisung sind Arbeitgeberpflichten des Betreibers; Vellbruck liefert die sicherheitstechnischen Kenndaten zu.</w:t>
       </w:r>
     </w:p>
     <w:p>
@@ -70,13 +64,7 @@
         <w:pStyle w:val="ListBullet"/>
       </w:pPr>
       <w:r>
-        <w:rPr>
-          <w:b/>
-        </w:rPr>
-        <w:t>Verkehrswege:</w:t>
-      </w:r>
-      <w:r>
-        <w:t xml:space="preserve"> Die Akte enthält hierzu widersprüchliche Hinweise. Für die rechtliche Bewertung muss geklärt werden, ob die Aussage aus Vertrag, Anleitung, Produktakte, Marketing, Logdaten oder nachträglicher Krisenkommunikation stammt.</w:t>
+        <w:t>Verkehrswege: Die zwei Engstellen ohne Markierung sind der wiederkehrende Gefahrenort; kurzfristig helfen Einbahnregelung und Geschwindigkeitsreduzierung per Zonenkonfiguration.</w:t>
       </w:r>
     </w:p>
     <w:p>
@@ -84,13 +72,7 @@
         <w:pStyle w:val="ListBullet"/>
       </w:pPr>
       <w:r>
-        <w:rPr>
-          <w:b/>
-        </w:rPr>
-        <w:t>Prüfung:</w:t>
-      </w:r>
-      <w:r>
-        <w:t xml:space="preserve"> Die Akte enthält hierzu widersprüchliche Hinweise. Für die rechtliche Bewertung muss geklärt werden, ob die Aussage aus Vertrag, Anleitung, Produktakte, Marketing, Logdaten oder nachträglicher Krisenkommunikation stammt.</w:t>
+        <w:t>Prüfung: Für die AMR-Flotte fehlt die wiederkehrende Prüfung als Arbeitsmittel; Prüffristen und Prüftiefe sind zwischen den Parteien nicht geregelt.</w:t>
       </w:r>
     </w:p>
     <w:p>
@@ -109,7 +91,7 @@
         <w:jc w:val="left"/>
       </w:pPr>
       <w:r>
-        <w:t>Die Unterlage ist bewusst nicht glatt: Vertrieb, Technik, Datenschutz, Qualitätssicherung und Geschäftsführung verwenden nicht immer dieselben Produktnamen. Gerade daraus entsteht das juristische Problem, weil Zweckbestimmung, tatsächliche Nutzung, Werbeaussage und Updatepraxis auseinanderlaufen.</w:t>
+        <w:t>Die Gefährdungsbeurteilung des Betreibers stammt aus 2025 und erfasst den AMR-Mischverkehr nicht; die Berufsgenossenschaft hat nach der Unfallmeldung eine Besichtigung angekündigt.</w:t>
       </w:r>
     </w:p>
     <w:p>
@@ -117,23 +99,7 @@
         <w:jc w:val="left"/>
       </w:pPr>
       <w:r>
-        <w:t>Für die rechtliche Bewertung müssen die technischen Annahmen jeweils mit der Produktakte abgeglichen werden. Eine Risikobeurteilung, die nur den Laborzustand beschreibt, trägt den Pilotbetrieb im Lager oder im Pflegezimmer nicht automatisch.</w:t>
-      </w:r>
-    </w:p>
-    <w:p>
-      <w:pPr>
-        <w:jc w:val="left"/>
-      </w:pPr>
-      <w:r>
-        <w:t>Die Akte enthält mehrere Spuren, die sich gegenseitig widersprechen: Der Betreiber spricht von einem autonomen Flottensystem, die CE-Unterlage von einem assistierten Transportmittel, die Marketingfolien von lernender Umgebungserkennung und die Bedienungsanleitung von festen Sicherheitszonen.</w:t>
-      </w:r>
-    </w:p>
-    <w:p>
-      <w:pPr>
-        <w:jc w:val="left"/>
-      </w:pPr>
-      <w:r>
-        <w:t>Die Kanzlei soll keine finale technische Konformität bescheinigen, sondern entscheiden, welche Unterlagen fehlen, welche Sofortmaßnahmen nötig sind und welche Aussagen gegenüber Behörde, Kunden, Versicherer und Betroffenen vertretbar sind.</w:t>
+        <w:t>Die Verkehrswege in Halle 12 sind für Mischverkehr nicht markiert; die Beinahekollisionen vom 27.05.2026 ereigneten sich an denselben zwei Engstellen.</w:t>
       </w:r>
     </w:p>
     <w:p>
@@ -152,10 +118,7 @@
         <w:pStyle w:val="Heading3"/>
       </w:pPr>
       <w:r>
-        <w:rPr>
-          <w:rFonts w:ascii="Times New Roman" w:hAnsi="Times New Roman"/>
-        </w:rPr>
-        <w:t>Punkt 1</w:t>
+        <w:t>Betrieb</w:t>
       </w:r>
     </w:p>
     <w:p>
@@ -163,7 +126,15 @@
         <w:jc w:val="left"/>
       </w:pPr>
       <w:r>
-        <w:t>Im Gespräch mit Leonie Rottkamp, Bertram Kiendl und Jasper Rodenwald wurde deutlich, dass die Produktlinie nicht mit einer einzigen rechtlichen Schublade erfasst werden kann. Die Vellbruck Robotics GmbH liefert Hardware, Steuerungssoftware, Cloudfunktionen, Wartung und gelegentlich eine kundenspezifische Parametrisierung. Beim Betreiber Münchner Feinlogistik GmbH wurden Schutzfelder verändert, ohne dass klar ist, ob dies vom Admin-Panel gedeckt oder nur technisch möglich war. Der Pflegepilot im St.-Ludgerus-Klinikum München-Sendling verschärft die Lage, weil dort Sensorik, vulnerable Personen und medizinische Nähe zusammentreffen.</w:t>
+        <w:t>Die Kenndaten (Schutzfeldgeometrie, Bremswege, Warnsignale) werden dem Betreiber als Datenblatt übergeben; die Übergabe wird für den Haftungsfall dokumentiert.</w:t>
+      </w:r>
+    </w:p>
+    <w:p>
+      <w:pPr>
+        <w:pStyle w:val="Heading3"/>
+      </w:pPr>
+      <w:r>
+        <w:t>Verkehrswege</w:t>
       </w:r>
     </w:p>
     <w:p>
@@ -171,7 +142,7 @@
         <w:jc w:val="left"/>
       </w:pPr>
       <w:r>
-        <w:t>Für die anwaltliche Bearbeitung sollte zu diesem Punkt eine Belegspur angelegt werden: Dokument, Version, Datum, Verfasser, technische Quelle, rechtliche Relevanz und offene Rückfrage. Besonders gefährlich sind Formulierungen wie „selbstlernend“, „voll autonom“, „MDR-ready“, „sicher ohne Schutzzaun“ oder „keine personenbezogenen Daten“, wenn die technische Dokumentation das nicht trägt.</w:t>
+        <w:t>Die Zonenkonfiguration wird als Sofortmaßnahme angeboten und protokolliert; die bauliche Markierung obliegt dem Betreiber.</w:t>
       </w:r>
     </w:p>
     <w:p>
@@ -179,10 +150,7 @@
         <w:pStyle w:val="Heading3"/>
       </w:pPr>
       <w:r>
-        <w:rPr>
-          <w:rFonts w:ascii="Times New Roman" w:hAnsi="Times New Roman"/>
-        </w:rPr>
-        <w:t>Punkt 2</w:t>
+        <w:t>Prüfung</w:t>
       </w:r>
     </w:p>
     <w:p>
@@ -190,150 +158,7 @@
         <w:jc w:val="left"/>
       </w:pPr>
       <w:r>
-        <w:t>Im Gespräch mit Leonie Rottkamp, Bertram Kiendl und Jasper Rodenwald wurde deutlich, dass die Produktlinie nicht mit einer einzigen rechtlichen Schublade erfasst werden kann. Die Vellbruck Robotics GmbH liefert Hardware, Steuerungssoftware, Cloudfunktionen, Wartung und gelegentlich eine kundenspezifische Parametrisierung. Beim Betreiber Münchner Feinlogistik GmbH wurden Schutzfelder verändert, ohne dass klar ist, ob dies vom Admin-Panel gedeckt oder nur technisch möglich war. Der Pflegepilot im St.-Ludgerus-Klinikum München-Sendling verschärft die Lage, weil dort Sensorik, vulnerable Personen und medizinische Nähe zusammentreffen.</w:t>
-      </w:r>
-    </w:p>
-    <w:p>
-      <w:pPr>
-        <w:jc w:val="left"/>
-      </w:pPr>
-      <w:r>
-        <w:t>Für die anwaltliche Bearbeitung sollte zu diesem Punkt eine Belegspur angelegt werden: Dokument, Version, Datum, Verfasser, technische Quelle, rechtliche Relevanz und offene Rückfrage. Besonders gefährlich sind Formulierungen wie „selbstlernend“, „voll autonom“, „MDR-ready“, „sicher ohne Schutzzaun“ oder „keine personenbezogenen Daten“, wenn die technische Dokumentation das nicht trägt.</w:t>
-      </w:r>
-    </w:p>
-    <w:p>
-      <w:pPr>
-        <w:pStyle w:val="Heading3"/>
-      </w:pPr>
-      <w:r>
-        <w:rPr>
-          <w:rFonts w:ascii="Times New Roman" w:hAnsi="Times New Roman"/>
-        </w:rPr>
-        <w:t>Punkt 3</w:t>
-      </w:r>
-    </w:p>
-    <w:p>
-      <w:pPr>
-        <w:jc w:val="left"/>
-      </w:pPr>
-      <w:r>
-        <w:t>Im Gespräch mit Leonie Rottkamp, Bertram Kiendl und Jasper Rodenwald wurde deutlich, dass die Produktlinie nicht mit einer einzigen rechtlichen Schublade erfasst werden kann. Die Vellbruck Robotics GmbH liefert Hardware, Steuerungssoftware, Cloudfunktionen, Wartung und gelegentlich eine kundenspezifische Parametrisierung. Beim Betreiber Münchner Feinlogistik GmbH wurden Schutzfelder verändert, ohne dass klar ist, ob dies vom Admin-Panel gedeckt oder nur technisch möglich war. Der Pflegepilot im St.-Ludgerus-Klinikum München-Sendling verschärft die Lage, weil dort Sensorik, vulnerable Personen und medizinische Nähe zusammentreffen.</w:t>
-      </w:r>
-    </w:p>
-    <w:p>
-      <w:pPr>
-        <w:jc w:val="left"/>
-      </w:pPr>
-      <w:r>
-        <w:t>Für die anwaltliche Bearbeitung sollte zu diesem Punkt eine Belegspur angelegt werden: Dokument, Version, Datum, Verfasser, technische Quelle, rechtliche Relevanz und offene Rückfrage. Besonders gefährlich sind Formulierungen wie „selbstlernend“, „voll autonom“, „MDR-ready“, „sicher ohne Schutzzaun“ oder „keine personenbezogenen Daten“, wenn die technische Dokumentation das nicht trägt.</w:t>
-      </w:r>
-    </w:p>
-    <w:p>
-      <w:pPr>
-        <w:pStyle w:val="Heading3"/>
-      </w:pPr>
-      <w:r>
-        <w:rPr>
-          <w:rFonts w:ascii="Times New Roman" w:hAnsi="Times New Roman"/>
-        </w:rPr>
-        <w:t>Punkt 4</w:t>
-      </w:r>
-    </w:p>
-    <w:p>
-      <w:pPr>
-        <w:jc w:val="left"/>
-      </w:pPr>
-      <w:r>
-        <w:t>Im Gespräch mit Leonie Rottkamp, Bertram Kiendl und Jasper Rodenwald wurde deutlich, dass die Produktlinie nicht mit einer einzigen rechtlichen Schublade erfasst werden kann. Die Vellbruck Robotics GmbH liefert Hardware, Steuerungssoftware, Cloudfunktionen, Wartung und gelegentlich eine kundenspezifische Parametrisierung. Beim Betreiber Münchner Feinlogistik GmbH wurden Schutzfelder verändert, ohne dass klar ist, ob dies vom Admin-Panel gedeckt oder nur technisch möglich war. Der Pflegepilot im St.-Ludgerus-Klinikum München-Sendling verschärft die Lage, weil dort Sensorik, vulnerable Personen und medizinische Nähe zusammentreffen.</w:t>
-      </w:r>
-    </w:p>
-    <w:p>
-      <w:pPr>
-        <w:jc w:val="left"/>
-      </w:pPr>
-      <w:r>
-        <w:t>Für die anwaltliche Bearbeitung sollte zu diesem Punkt eine Belegspur angelegt werden: Dokument, Version, Datum, Verfasser, technische Quelle, rechtliche Relevanz und offene Rückfrage. Besonders gefährlich sind Formulierungen wie „selbstlernend“, „voll autonom“, „MDR-ready“, „sicher ohne Schutzzaun“ oder „keine personenbezogenen Daten“, wenn die technische Dokumentation das nicht trägt.</w:t>
-      </w:r>
-    </w:p>
-    <w:p>
-      <w:pPr>
-        <w:pStyle w:val="Heading3"/>
-      </w:pPr>
-      <w:r>
-        <w:rPr>
-          <w:rFonts w:ascii="Times New Roman" w:hAnsi="Times New Roman"/>
-        </w:rPr>
-        <w:t>Punkt 5</w:t>
-      </w:r>
-    </w:p>
-    <w:p>
-      <w:pPr>
-        <w:jc w:val="left"/>
-      </w:pPr>
-      <w:r>
-        <w:t>Im Gespräch mit Leonie Rottkamp, Bertram Kiendl und Jasper Rodenwald wurde deutlich, dass die Produktlinie nicht mit einer einzigen rechtlichen Schublade erfasst werden kann. Die Vellbruck Robotics GmbH liefert Hardware, Steuerungssoftware, Cloudfunktionen, Wartung und gelegentlich eine kundenspezifische Parametrisierung. Beim Betreiber Münchner Feinlogistik GmbH wurden Schutzfelder verändert, ohne dass klar ist, ob dies vom Admin-Panel gedeckt oder nur technisch möglich war. Der Pflegepilot im St.-Ludgerus-Klinikum München-Sendling verschärft die Lage, weil dort Sensorik, vulnerable Personen und medizinische Nähe zusammentreffen.</w:t>
-      </w:r>
-    </w:p>
-    <w:p>
-      <w:pPr>
-        <w:jc w:val="left"/>
-      </w:pPr>
-      <w:r>
-        <w:t>Für die anwaltliche Bearbeitung sollte zu diesem Punkt eine Belegspur angelegt werden: Dokument, Version, Datum, Verfasser, technische Quelle, rechtliche Relevanz und offene Rückfrage. Besonders gefährlich sind Formulierungen wie „selbstlernend“, „voll autonom“, „MDR-ready“, „sicher ohne Schutzzaun“ oder „keine personenbezogenen Daten“, wenn die technische Dokumentation das nicht trägt.</w:t>
-      </w:r>
-    </w:p>
-    <w:p>
-      <w:pPr>
-        <w:pStyle w:val="Heading3"/>
-      </w:pPr>
-      <w:r>
-        <w:rPr>
-          <w:rFonts w:ascii="Times New Roman" w:hAnsi="Times New Roman"/>
-        </w:rPr>
-        <w:t>Punkt 6</w:t>
-      </w:r>
-    </w:p>
-    <w:p>
-      <w:pPr>
-        <w:jc w:val="left"/>
-      </w:pPr>
-      <w:r>
-        <w:t>Im Gespräch mit Leonie Rottkamp, Bertram Kiendl und Jasper Rodenwald wurde deutlich, dass die Produktlinie nicht mit einer einzigen rechtlichen Schublade erfasst werden kann. Die Vellbruck Robotics GmbH liefert Hardware, Steuerungssoftware, Cloudfunktionen, Wartung und gelegentlich eine kundenspezifische Parametrisierung. Beim Betreiber Münchner Feinlogistik GmbH wurden Schutzfelder verändert, ohne dass klar ist, ob dies vom Admin-Panel gedeckt oder nur technisch möglich war. Der Pflegepilot im St.-Ludgerus-Klinikum München-Sendling verschärft die Lage, weil dort Sensorik, vulnerable Personen und medizinische Nähe zusammentreffen.</w:t>
-      </w:r>
-    </w:p>
-    <w:p>
-      <w:pPr>
-        <w:jc w:val="left"/>
-      </w:pPr>
-      <w:r>
-        <w:t>Für die anwaltliche Bearbeitung sollte zu diesem Punkt eine Belegspur angelegt werden: Dokument, Version, Datum, Verfasser, technische Quelle, rechtliche Relevanz und offene Rückfrage. Besonders gefährlich sind Formulierungen wie „selbstlernend“, „voll autonom“, „MDR-ready“, „sicher ohne Schutzzaun“ oder „keine personenbezogenen Daten“, wenn die technische Dokumentation das nicht trägt.</w:t>
-      </w:r>
-    </w:p>
-    <w:p>
-      <w:pPr>
-        <w:pStyle w:val="Heading3"/>
-      </w:pPr>
-      <w:r>
-        <w:rPr>
-          <w:rFonts w:ascii="Times New Roman" w:hAnsi="Times New Roman"/>
-        </w:rPr>
-        <w:t>Punkt 7</w:t>
-      </w:r>
-    </w:p>
-    <w:p>
-      <w:pPr>
-        <w:jc w:val="left"/>
-      </w:pPr>
-      <w:r>
-        <w:t>Im Gespräch mit Leonie Rottkamp, Bertram Kiendl und Jasper Rodenwald wurde deutlich, dass die Produktlinie nicht mit einer einzigen rechtlichen Schublade erfasst werden kann. Die Vellbruck Robotics GmbH liefert Hardware, Steuerungssoftware, Cloudfunktionen, Wartung und gelegentlich eine kundenspezifische Parametrisierung. Beim Betreiber Münchner Feinlogistik GmbH wurden Schutzfelder verändert, ohne dass klar ist, ob dies vom Admin-Panel gedeckt oder nur technisch möglich war. Der Pflegepilot im St.-Ludgerus-Klinikum München-Sendling verschärft die Lage, weil dort Sensorik, vulnerable Personen und medizinische Nähe zusammentreffen.</w:t>
-      </w:r>
-    </w:p>
-    <w:p>
-      <w:pPr>
-        <w:jc w:val="left"/>
-      </w:pPr>
-      <w:r>
-        <w:t>Für die anwaltliche Bearbeitung sollte zu diesem Punkt eine Belegspur angelegt werden: Dokument, Version, Datum, Verfasser, technische Quelle, rechtliche Relevanz und offene Rückfrage. Besonders gefährlich sind Formulierungen wie „selbstlernend“, „voll autonom“, „MDR-ready“, „sicher ohne Schutzzaun“ oder „keine personenbezogenen Daten“, wenn die technische Dokumentation das nicht trägt.</w:t>
+        <w:t>Ein Prüfkonzept (jährliche Prüfung, Prüfumfang, Verantwortliche) wird in den Wartungsvertrag aufgenommen.</w:t>
       </w:r>
     </w:p>
     <w:p>
@@ -352,7 +177,7 @@
         <w:pStyle w:val="ListBullet"/>
       </w:pPr>
       <w:r>
-        <w:t>Welche Firmware war am Unfalltag tatsächlich aktiv?</w:t>
+        <w:t>Wann findet die BG-Besichtigung statt und wer nimmt teil?</w:t>
       </w:r>
     </w:p>
     <w:p>
@@ -360,7 +185,7 @@
         <w:pStyle w:val="ListBullet"/>
       </w:pPr>
       <w:r>
-        <w:t>Welche Zweckbestimmung steht in der final ausgelieferten Anleitung?</w:t>
+        <w:t>Setzt der Betreiber die Zonenkonfiguration an den Engstellen um?</w:t>
       </w:r>
     </w:p>
     <w:p>
@@ -368,23 +193,7 @@
         <w:pStyle w:val="ListBullet"/>
       </w:pPr>
       <w:r>
-        <w:t>Welche Schutzfeldänderungen waren technisch möglich und vertraglich erlaubt?</w:t>
-      </w:r>
-    </w:p>
-    <w:p>
-      <w:pPr>
-        <w:pStyle w:val="ListBullet"/>
-      </w:pPr>
-      <w:r>
-        <w:t>Welche personenbezogenen Daten werden lokal, in der Cloud und in Supporttickets verarbeitet?</w:t>
-      </w:r>
-    </w:p>
-    <w:p>
-      <w:pPr>
-        <w:pStyle w:val="ListBullet"/>
-      </w:pPr>
-      <w:r>
-        <w:t>Welche Aussagen wurden gegenüber Kunden, Behörde und Versicherer bereits gemacht?</w:t>
+        <w:t>Wer prüft die Flotte künftig als Arbeitsmittel?</w:t>
       </w:r>
     </w:p>
     <w:sectPr>
